--- a/Documentation/Working_Documents/Chatterbox_Label_Template.docx
+++ b/Documentation/Working_Documents/Chatterbox_Label_Template.docx
@@ -341,6 +341,7 @@
       <w:t xml:space="preserve"> </w:t>
     </w:r>
     <w:hyperlink r:id="rId4" w:history="1">
+      <w:proofErr w:type="spellStart"/>
       <w:r>
         <w:rPr>
           <w:rStyle w:val="Hyperlink"/>
@@ -348,7 +349,17 @@
           <w:sz w:val="16"/>
           <w:szCs w:val="16"/>
         </w:rPr>
-        <w:t>makersmakingchange/Chatterbox: A switch scanning AAC device for users with visual impairment.</w:t>
+        <w:t>makersmakingchange</w:t>
+      </w:r>
+      <w:proofErr w:type="spellEnd"/>
+      <w:r>
+        <w:rPr>
+          <w:rStyle w:val="Hyperlink"/>
+          <w:rFonts w:ascii="Calibri" w:eastAsia="Calibri" w:hAnsi="Calibri" w:cs="Calibri"/>
+          <w:sz w:val="16"/>
+          <w:szCs w:val="16"/>
+        </w:rPr>
+        <w:t>/Chatterbox: A switch scanning AAC device for users with visual impairment.</w:t>
       </w:r>
     </w:hyperlink>
     <w:r>
@@ -675,7 +686,7 @@
                                   <pic:cNvPicPr preferRelativeResize="0"/>
                                 </pic:nvPicPr>
                                 <pic:blipFill>
-                                  <a:blip r:embed="rId2"/>
+                                  <a:blip r:embed="rId1"/>
                                   <a:srcRect/>
                                   <a:stretch>
                                     <a:fillRect/>
@@ -6996,16 +7007,10 @@
 <file path=customXml/itemProps1.xml><?xml version="1.0" encoding="utf-8"?>
 <ds:datastoreItem xmlns:ds="http://schemas.openxmlformats.org/officeDocument/2006/customXml" ds:itemID="{81B1CED3-2719-4F34-9288-9C0D1515A53D}">
   <ds:schemaRefs>
-    <ds:schemaRef ds:uri="http://schemas.openxmlformats.org/package/2006/metadata/core-properties"/>
-    <ds:schemaRef ds:uri="http://purl.org/dc/terms/"/>
-    <ds:schemaRef ds:uri="http://purl.org/dc/dcmitype/"/>
+    <ds:schemaRef ds:uri="http://schemas.microsoft.com/office/2006/metadata/properties"/>
+    <ds:schemaRef ds:uri="http://schemas.microsoft.com/office/infopath/2007/PartnerControls"/>
     <ds:schemaRef ds:uri="72c39c84-b0a3-45a2-a38c-ff46bb47f11f"/>
-    <ds:schemaRef ds:uri="http://www.w3.org/XML/1998/namespace"/>
-    <ds:schemaRef ds:uri="http://schemas.microsoft.com/office/2006/documentManagement/types"/>
-    <ds:schemaRef ds:uri="http://schemas.microsoft.com/office/infopath/2007/PartnerControls"/>
     <ds:schemaRef ds:uri="cf9f6c1f-8ad0-4eb8-bb2b-fb0b622a341e"/>
-    <ds:schemaRef ds:uri="http://schemas.microsoft.com/office/2006/metadata/properties"/>
-    <ds:schemaRef ds:uri="http://purl.org/dc/elements/1.1/"/>
   </ds:schemaRefs>
 </ds:datastoreItem>
 </file>
